--- a/Output/Old/att_participation.docx
+++ b/Output/Old/att_participation.docx
@@ -28,7 +28,7 @@
               <w:pStyle w:val="Compact"/>
               <w:spacing w:before="0" w:after="0"/>
               <w:rPr>
-                <w:rFonts w:ascii="Times New Roman" w:hAnsi="Times New Roman" w:cs="Times New Roman"/>
+                <w:rFonts w:ascii="Cambria" w:hAnsi="Cambria" w:cs="Times New Roman"/>
               </w:rPr>
             </w:pPr>
           </w:p>
@@ -43,12 +43,12 @@
               <w:spacing w:after="0"/>
               <w:jc w:val="center"/>
               <w:rPr>
-                <w:rFonts w:ascii="Times New Roman" w:hAnsi="Times New Roman" w:cs="Times New Roman"/>
-              </w:rPr>
-            </w:pPr>
-            <w:r>
-              <w:rPr>
-                <w:rFonts w:ascii="Times New Roman" w:hAnsi="Times New Roman" w:cs="Times New Roman"/>
+                <w:rFonts w:ascii="Cambria" w:hAnsi="Cambria" w:cs="Times New Roman"/>
+              </w:rPr>
+            </w:pPr>
+            <w:r>
+              <w:rPr>
+                <w:rFonts w:ascii="Cambria" w:hAnsi="Cambria" w:cs="Times New Roman"/>
               </w:rPr>
               <w:t>Participation</w:t>
             </w:r>
@@ -69,7 +69,7 @@
               <w:pStyle w:val="Compact"/>
               <w:spacing w:before="0" w:after="0"/>
               <w:rPr>
-                <w:rFonts w:ascii="Times New Roman" w:hAnsi="Times New Roman" w:cs="Times New Roman"/>
+                <w:rFonts w:ascii="Cambria" w:hAnsi="Cambria" w:cs="Times New Roman"/>
               </w:rPr>
             </w:pPr>
           </w:p>
@@ -82,12 +82,12 @@
             <w:pPr>
               <w:spacing w:after="0"/>
               <w:rPr>
-                <w:rFonts w:ascii="Times New Roman" w:hAnsi="Times New Roman" w:cs="Times New Roman"/>
-              </w:rPr>
-            </w:pPr>
-            <w:r>
-              <w:rPr>
-                <w:rFonts w:ascii="Times New Roman" w:hAnsi="Times New Roman" w:cs="Times New Roman"/>
+                <w:rFonts w:ascii="Cambria" w:hAnsi="Cambria" w:cs="Times New Roman"/>
+              </w:rPr>
+            </w:pPr>
+            <w:r>
+              <w:rPr>
+                <w:rFonts w:ascii="Cambria" w:hAnsi="Cambria" w:cs="Times New Roman"/>
               </w:rPr>
               <w:t>(1)</w:t>
             </w:r>
@@ -101,12 +101,12 @@
             <w:pPr>
               <w:spacing w:after="0"/>
               <w:rPr>
-                <w:rFonts w:ascii="Times New Roman" w:hAnsi="Times New Roman" w:cs="Times New Roman"/>
-              </w:rPr>
-            </w:pPr>
-            <w:r>
-              <w:rPr>
-                <w:rFonts w:ascii="Times New Roman" w:hAnsi="Times New Roman" w:cs="Times New Roman"/>
+                <w:rFonts w:ascii="Cambria" w:hAnsi="Cambria" w:cs="Times New Roman"/>
+              </w:rPr>
+            </w:pPr>
+            <w:r>
+              <w:rPr>
+                <w:rFonts w:ascii="Cambria" w:hAnsi="Cambria" w:cs="Times New Roman"/>
               </w:rPr>
               <w:t>(2)</w:t>
             </w:r>
@@ -122,12 +122,12 @@
             <w:pPr>
               <w:pStyle w:val="Compact"/>
               <w:rPr>
-                <w:rFonts w:ascii="Times New Roman" w:hAnsi="Times New Roman" w:cs="Times New Roman"/>
-              </w:rPr>
-            </w:pPr>
-            <w:r>
-              <w:rPr>
-                <w:rFonts w:ascii="Times New Roman" w:hAnsi="Times New Roman" w:cs="Times New Roman"/>
+                <w:rFonts w:ascii="Cambria" w:hAnsi="Cambria" w:cs="Times New Roman"/>
+              </w:rPr>
+            </w:pPr>
+            <w:r>
+              <w:rPr>
+                <w:rFonts w:ascii="Cambria" w:hAnsi="Cambria" w:cs="Times New Roman"/>
               </w:rPr>
               <w:t>Post × Spanish share (1936-1955)</w:t>
             </w:r>
@@ -141,12 +141,12 @@
             <w:pPr>
               <w:pStyle w:val="Compact"/>
               <w:rPr>
-                <w:rFonts w:ascii="Times New Roman" w:hAnsi="Times New Roman" w:cs="Times New Roman"/>
-              </w:rPr>
-            </w:pPr>
-            <w:r>
-              <w:rPr>
-                <w:rFonts w:ascii="Times New Roman" w:hAnsi="Times New Roman" w:cs="Times New Roman"/>
+                <w:rFonts w:ascii="Cambria" w:hAnsi="Cambria" w:cs="Times New Roman"/>
+              </w:rPr>
+            </w:pPr>
+            <w:r>
+              <w:rPr>
+                <w:rFonts w:ascii="Cambria" w:hAnsi="Cambria" w:cs="Times New Roman"/>
               </w:rPr>
               <w:t>-0.468</w:t>
             </w:r>
@@ -160,12 +160,12 @@
             <w:pPr>
               <w:pStyle w:val="Compact"/>
               <w:rPr>
-                <w:rFonts w:ascii="Times New Roman" w:hAnsi="Times New Roman" w:cs="Times New Roman"/>
-              </w:rPr>
-            </w:pPr>
-            <w:r>
-              <w:rPr>
-                <w:rFonts w:ascii="Times New Roman" w:hAnsi="Times New Roman" w:cs="Times New Roman"/>
+                <w:rFonts w:ascii="Cambria" w:hAnsi="Cambria" w:cs="Times New Roman"/>
+              </w:rPr>
+            </w:pPr>
+            <w:r>
+              <w:rPr>
+                <w:rFonts w:ascii="Cambria" w:hAnsi="Cambria" w:cs="Times New Roman"/>
               </w:rPr>
               <w:t>-0.481</w:t>
             </w:r>
@@ -181,7 +181,7 @@
             <w:pPr>
               <w:pStyle w:val="Compact"/>
               <w:rPr>
-                <w:rFonts w:ascii="Times New Roman" w:hAnsi="Times New Roman" w:cs="Times New Roman"/>
+                <w:rFonts w:ascii="Cambria" w:hAnsi="Cambria" w:cs="Times New Roman"/>
               </w:rPr>
             </w:pPr>
           </w:p>
@@ -194,12 +194,12 @@
             <w:pPr>
               <w:pStyle w:val="Compact"/>
               <w:rPr>
-                <w:rFonts w:ascii="Times New Roman" w:hAnsi="Times New Roman" w:cs="Times New Roman"/>
-              </w:rPr>
-            </w:pPr>
-            <w:r>
-              <w:rPr>
-                <w:rFonts w:ascii="Times New Roman" w:hAnsi="Times New Roman" w:cs="Times New Roman"/>
+                <w:rFonts w:ascii="Cambria" w:hAnsi="Cambria" w:cs="Times New Roman"/>
+              </w:rPr>
+            </w:pPr>
+            <w:r>
+              <w:rPr>
+                <w:rFonts w:ascii="Cambria" w:hAnsi="Cambria" w:cs="Times New Roman"/>
               </w:rPr>
               <w:t>(0.361)</w:t>
             </w:r>
@@ -213,12 +213,12 @@
             <w:pPr>
               <w:pStyle w:val="Compact"/>
               <w:rPr>
-                <w:rFonts w:ascii="Times New Roman" w:hAnsi="Times New Roman" w:cs="Times New Roman"/>
-              </w:rPr>
-            </w:pPr>
-            <w:r>
-              <w:rPr>
-                <w:rFonts w:ascii="Times New Roman" w:hAnsi="Times New Roman" w:cs="Times New Roman"/>
+                <w:rFonts w:ascii="Cambria" w:hAnsi="Cambria" w:cs="Times New Roman"/>
+              </w:rPr>
+            </w:pPr>
+            <w:r>
+              <w:rPr>
+                <w:rFonts w:ascii="Cambria" w:hAnsi="Cambria" w:cs="Times New Roman"/>
               </w:rPr>
               <w:t>(0.365)</w:t>
             </w:r>
@@ -234,12 +234,12 @@
             <w:pPr>
               <w:pStyle w:val="Compact"/>
               <w:rPr>
-                <w:rFonts w:ascii="Times New Roman" w:hAnsi="Times New Roman" w:cs="Times New Roman"/>
-              </w:rPr>
-            </w:pPr>
-            <w:r>
-              <w:rPr>
-                <w:rFonts w:ascii="Times New Roman" w:hAnsi="Times New Roman" w:cs="Times New Roman"/>
+                <w:rFonts w:ascii="Cambria" w:hAnsi="Cambria" w:cs="Times New Roman"/>
+              </w:rPr>
+            </w:pPr>
+            <w:r>
+              <w:rPr>
+                <w:rFonts w:ascii="Cambria" w:hAnsi="Cambria" w:cs="Times New Roman"/>
               </w:rPr>
               <w:t>Post × Spanish share (1956-1978)</w:t>
             </w:r>
@@ -253,12 +253,12 @@
             <w:pPr>
               <w:pStyle w:val="Compact"/>
               <w:rPr>
-                <w:rFonts w:ascii="Times New Roman" w:hAnsi="Times New Roman" w:cs="Times New Roman"/>
-              </w:rPr>
-            </w:pPr>
-            <w:r>
-              <w:rPr>
-                <w:rFonts w:ascii="Times New Roman" w:hAnsi="Times New Roman" w:cs="Times New Roman"/>
+                <w:rFonts w:ascii="Cambria" w:hAnsi="Cambria" w:cs="Times New Roman"/>
+              </w:rPr>
+            </w:pPr>
+            <w:r>
+              <w:rPr>
+                <w:rFonts w:ascii="Cambria" w:hAnsi="Cambria" w:cs="Times New Roman"/>
               </w:rPr>
               <w:t>2.977**</w:t>
             </w:r>
@@ -272,12 +272,12 @@
             <w:pPr>
               <w:pStyle w:val="Compact"/>
               <w:rPr>
-                <w:rFonts w:ascii="Times New Roman" w:hAnsi="Times New Roman" w:cs="Times New Roman"/>
-              </w:rPr>
-            </w:pPr>
-            <w:r>
-              <w:rPr>
-                <w:rFonts w:ascii="Times New Roman" w:hAnsi="Times New Roman" w:cs="Times New Roman"/>
+                <w:rFonts w:ascii="Cambria" w:hAnsi="Cambria" w:cs="Times New Roman"/>
+              </w:rPr>
+            </w:pPr>
+            <w:r>
+              <w:rPr>
+                <w:rFonts w:ascii="Cambria" w:hAnsi="Cambria" w:cs="Times New Roman"/>
               </w:rPr>
               <w:t>2.525*</w:t>
             </w:r>
@@ -293,7 +293,7 @@
             <w:pPr>
               <w:pStyle w:val="Compact"/>
               <w:rPr>
-                <w:rFonts w:ascii="Times New Roman" w:hAnsi="Times New Roman" w:cs="Times New Roman"/>
+                <w:rFonts w:ascii="Cambria" w:hAnsi="Cambria" w:cs="Times New Roman"/>
               </w:rPr>
             </w:pPr>
           </w:p>
@@ -306,12 +306,12 @@
             <w:pPr>
               <w:pStyle w:val="Compact"/>
               <w:rPr>
-                <w:rFonts w:ascii="Times New Roman" w:hAnsi="Times New Roman" w:cs="Times New Roman"/>
-              </w:rPr>
-            </w:pPr>
-            <w:r>
-              <w:rPr>
-                <w:rFonts w:ascii="Times New Roman" w:hAnsi="Times New Roman" w:cs="Times New Roman"/>
+                <w:rFonts w:ascii="Cambria" w:hAnsi="Cambria" w:cs="Times New Roman"/>
+              </w:rPr>
+            </w:pPr>
+            <w:r>
+              <w:rPr>
+                <w:rFonts w:ascii="Cambria" w:hAnsi="Cambria" w:cs="Times New Roman"/>
               </w:rPr>
               <w:t>(1.365)</w:t>
             </w:r>
@@ -325,12 +325,12 @@
             <w:pPr>
               <w:pStyle w:val="Compact"/>
               <w:rPr>
-                <w:rFonts w:ascii="Times New Roman" w:hAnsi="Times New Roman" w:cs="Times New Roman"/>
-              </w:rPr>
-            </w:pPr>
-            <w:r>
-              <w:rPr>
-                <w:rFonts w:ascii="Times New Roman" w:hAnsi="Times New Roman" w:cs="Times New Roman"/>
+                <w:rFonts w:ascii="Cambria" w:hAnsi="Cambria" w:cs="Times New Roman"/>
+              </w:rPr>
+            </w:pPr>
+            <w:r>
+              <w:rPr>
+                <w:rFonts w:ascii="Cambria" w:hAnsi="Cambria" w:cs="Times New Roman"/>
               </w:rPr>
               <w:t>(1.320)</w:t>
             </w:r>
@@ -346,7 +346,7 @@
             <w:pPr>
               <w:pStyle w:val="Compact"/>
               <w:rPr>
-                <w:rFonts w:ascii="Times New Roman" w:hAnsi="Times New Roman" w:cs="Times New Roman"/>
+                <w:rFonts w:ascii="Cambria" w:hAnsi="Cambria" w:cs="Times New Roman"/>
               </w:rPr>
             </w:pPr>
           </w:p>
@@ -359,7 +359,7 @@
             <w:pPr>
               <w:pStyle w:val="Compact"/>
               <w:rPr>
-                <w:rFonts w:ascii="Times New Roman" w:hAnsi="Times New Roman" w:cs="Times New Roman"/>
+                <w:rFonts w:ascii="Cambria" w:hAnsi="Cambria" w:cs="Times New Roman"/>
               </w:rPr>
             </w:pPr>
           </w:p>
@@ -372,7 +372,7 @@
             <w:pPr>
               <w:pStyle w:val="Compact"/>
               <w:rPr>
-                <w:rFonts w:ascii="Times New Roman" w:hAnsi="Times New Roman" w:cs="Times New Roman"/>
+                <w:rFonts w:ascii="Cambria" w:hAnsi="Cambria" w:cs="Times New Roman"/>
               </w:rPr>
             </w:pPr>
           </w:p>
@@ -387,12 +387,12 @@
             <w:pPr>
               <w:pStyle w:val="Compact"/>
               <w:rPr>
-                <w:rFonts w:ascii="Times New Roman" w:hAnsi="Times New Roman" w:cs="Times New Roman"/>
-              </w:rPr>
-            </w:pPr>
-            <w:r>
-              <w:rPr>
-                <w:rFonts w:ascii="Times New Roman" w:hAnsi="Times New Roman" w:cs="Times New Roman"/>
+                <w:rFonts w:ascii="Cambria" w:hAnsi="Cambria" w:cs="Times New Roman"/>
+              </w:rPr>
+            </w:pPr>
+            <w:r>
+              <w:rPr>
+                <w:rFonts w:ascii="Cambria" w:hAnsi="Cambria" w:cs="Times New Roman"/>
               </w:rPr>
               <w:t>Observations</w:t>
             </w:r>
@@ -406,24 +406,24 @@
             <w:pPr>
               <w:pStyle w:val="Compact"/>
               <w:rPr>
-                <w:rFonts w:ascii="Times New Roman" w:hAnsi="Times New Roman" w:cs="Times New Roman"/>
-              </w:rPr>
-            </w:pPr>
-            <w:r>
-              <w:rPr>
-                <w:rFonts w:ascii="Times New Roman" w:hAnsi="Times New Roman" w:cs="Times New Roman"/>
+                <w:rFonts w:ascii="Cambria" w:hAnsi="Cambria" w:cs="Times New Roman"/>
+              </w:rPr>
+            </w:pPr>
+            <w:r>
+              <w:rPr>
+                <w:rFonts w:ascii="Cambria" w:hAnsi="Cambria" w:cs="Times New Roman"/>
               </w:rPr>
               <w:t>4</w:t>
             </w:r>
             <w:r>
               <w:rPr>
-                <w:rFonts w:ascii="Times New Roman" w:hAnsi="Times New Roman" w:cs="Times New Roman"/>
+                <w:rFonts w:ascii="Cambria" w:hAnsi="Cambria" w:cs="Times New Roman"/>
               </w:rPr>
               <w:t>,</w:t>
             </w:r>
             <w:r>
               <w:rPr>
-                <w:rFonts w:ascii="Times New Roman" w:hAnsi="Times New Roman" w:cs="Times New Roman"/>
+                <w:rFonts w:ascii="Cambria" w:hAnsi="Cambria" w:cs="Times New Roman"/>
               </w:rPr>
               <w:t>680</w:t>
             </w:r>
@@ -437,24 +437,24 @@
             <w:pPr>
               <w:pStyle w:val="Compact"/>
               <w:rPr>
-                <w:rFonts w:ascii="Times New Roman" w:hAnsi="Times New Roman" w:cs="Times New Roman"/>
-              </w:rPr>
-            </w:pPr>
-            <w:r>
-              <w:rPr>
-                <w:rFonts w:ascii="Times New Roman" w:hAnsi="Times New Roman" w:cs="Times New Roman"/>
+                <w:rFonts w:ascii="Cambria" w:hAnsi="Cambria" w:cs="Times New Roman"/>
+              </w:rPr>
+            </w:pPr>
+            <w:r>
+              <w:rPr>
+                <w:rFonts w:ascii="Cambria" w:hAnsi="Cambria" w:cs="Times New Roman"/>
               </w:rPr>
               <w:t>2</w:t>
             </w:r>
             <w:r>
               <w:rPr>
-                <w:rFonts w:ascii="Times New Roman" w:hAnsi="Times New Roman" w:cs="Times New Roman"/>
+                <w:rFonts w:ascii="Cambria" w:hAnsi="Cambria" w:cs="Times New Roman"/>
               </w:rPr>
               <w:t>,</w:t>
             </w:r>
             <w:r>
               <w:rPr>
-                <w:rFonts w:ascii="Times New Roman" w:hAnsi="Times New Roman" w:cs="Times New Roman"/>
+                <w:rFonts w:ascii="Cambria" w:hAnsi="Cambria" w:cs="Times New Roman"/>
               </w:rPr>
               <w:t>496</w:t>
             </w:r>
@@ -470,12 +470,12 @@
             <w:pPr>
               <w:pStyle w:val="Compact"/>
               <w:rPr>
-                <w:rFonts w:ascii="Times New Roman" w:hAnsi="Times New Roman" w:cs="Times New Roman"/>
-              </w:rPr>
-            </w:pPr>
-            <w:r>
-              <w:rPr>
-                <w:rFonts w:ascii="Times New Roman" w:hAnsi="Times New Roman" w:cs="Times New Roman"/>
+                <w:rFonts w:ascii="Cambria" w:hAnsi="Cambria" w:cs="Times New Roman"/>
+              </w:rPr>
+            </w:pPr>
+            <w:r>
+              <w:rPr>
+                <w:rFonts w:ascii="Cambria" w:hAnsi="Cambria" w:cs="Times New Roman"/>
               </w:rPr>
               <w:t>Municipality FE</w:t>
             </w:r>
@@ -489,12 +489,12 @@
             <w:pPr>
               <w:pStyle w:val="Compact"/>
               <w:rPr>
-                <w:rFonts w:ascii="Times New Roman" w:hAnsi="Times New Roman" w:cs="Times New Roman"/>
-              </w:rPr>
-            </w:pPr>
-            <w:r>
-              <w:rPr>
-                <w:rFonts w:ascii="Times New Roman" w:hAnsi="Times New Roman" w:cs="Times New Roman"/>
+                <w:rFonts w:ascii="Cambria" w:hAnsi="Cambria" w:cs="Times New Roman"/>
+              </w:rPr>
+            </w:pPr>
+            <w:r>
+              <w:rPr>
+                <w:rFonts w:ascii="Cambria" w:hAnsi="Cambria" w:cs="Times New Roman"/>
               </w:rPr>
               <w:t>Yes</w:t>
             </w:r>
@@ -508,12 +508,12 @@
             <w:pPr>
               <w:pStyle w:val="Compact"/>
               <w:rPr>
-                <w:rFonts w:ascii="Times New Roman" w:hAnsi="Times New Roman" w:cs="Times New Roman"/>
-              </w:rPr>
-            </w:pPr>
-            <w:r>
-              <w:rPr>
-                <w:rFonts w:ascii="Times New Roman" w:hAnsi="Times New Roman" w:cs="Times New Roman"/>
+                <w:rFonts w:ascii="Cambria" w:hAnsi="Cambria" w:cs="Times New Roman"/>
+              </w:rPr>
+            </w:pPr>
+            <w:r>
+              <w:rPr>
+                <w:rFonts w:ascii="Cambria" w:hAnsi="Cambria" w:cs="Times New Roman"/>
               </w:rPr>
               <w:t>Yes</w:t>
             </w:r>
@@ -529,12 +529,12 @@
             <w:pPr>
               <w:pStyle w:val="Compact"/>
               <w:rPr>
-                <w:rFonts w:ascii="Times New Roman" w:hAnsi="Times New Roman" w:cs="Times New Roman"/>
-              </w:rPr>
-            </w:pPr>
-            <w:r>
-              <w:rPr>
-                <w:rFonts w:ascii="Times New Roman" w:hAnsi="Times New Roman" w:cs="Times New Roman"/>
+                <w:rFonts w:ascii="Cambria" w:hAnsi="Cambria" w:cs="Times New Roman"/>
+              </w:rPr>
+            </w:pPr>
+            <w:r>
+              <w:rPr>
+                <w:rFonts w:ascii="Cambria" w:hAnsi="Cambria" w:cs="Times New Roman"/>
               </w:rPr>
               <w:t>Time FE</w:t>
             </w:r>
@@ -548,12 +548,12 @@
             <w:pPr>
               <w:pStyle w:val="Compact"/>
               <w:rPr>
-                <w:rFonts w:ascii="Times New Roman" w:hAnsi="Times New Roman" w:cs="Times New Roman"/>
-              </w:rPr>
-            </w:pPr>
-            <w:r>
-              <w:rPr>
-                <w:rFonts w:ascii="Times New Roman" w:hAnsi="Times New Roman" w:cs="Times New Roman"/>
+                <w:rFonts w:ascii="Cambria" w:hAnsi="Cambria" w:cs="Times New Roman"/>
+              </w:rPr>
+            </w:pPr>
+            <w:r>
+              <w:rPr>
+                <w:rFonts w:ascii="Cambria" w:hAnsi="Cambria" w:cs="Times New Roman"/>
               </w:rPr>
               <w:t>Yes</w:t>
             </w:r>
@@ -567,12 +567,12 @@
             <w:pPr>
               <w:pStyle w:val="Compact"/>
               <w:rPr>
-                <w:rFonts w:ascii="Times New Roman" w:hAnsi="Times New Roman" w:cs="Times New Roman"/>
-              </w:rPr>
-            </w:pPr>
-            <w:r>
-              <w:rPr>
-                <w:rFonts w:ascii="Times New Roman" w:hAnsi="Times New Roman" w:cs="Times New Roman"/>
+                <w:rFonts w:ascii="Cambria" w:hAnsi="Cambria" w:cs="Times New Roman"/>
+              </w:rPr>
+            </w:pPr>
+            <w:r>
+              <w:rPr>
+                <w:rFonts w:ascii="Cambria" w:hAnsi="Cambria" w:cs="Times New Roman"/>
               </w:rPr>
               <w:t>Yes</w:t>
             </w:r>
@@ -588,12 +588,12 @@
             <w:pPr>
               <w:pStyle w:val="Compact"/>
               <w:rPr>
-                <w:rFonts w:ascii="Times New Roman" w:hAnsi="Times New Roman" w:cs="Times New Roman"/>
-              </w:rPr>
-            </w:pPr>
-            <w:r>
-              <w:rPr>
-                <w:rFonts w:ascii="Times New Roman" w:hAnsi="Times New Roman" w:cs="Times New Roman"/>
+                <w:rFonts w:ascii="Cambria" w:hAnsi="Cambria" w:cs="Times New Roman"/>
+              </w:rPr>
+            </w:pPr>
+            <w:r>
+              <w:rPr>
+                <w:rFonts w:ascii="Cambria" w:hAnsi="Cambria" w:cs="Times New Roman"/>
               </w:rPr>
               <w:t>Election type FE</w:t>
             </w:r>
@@ -607,12 +607,12 @@
             <w:pPr>
               <w:pStyle w:val="Compact"/>
               <w:rPr>
-                <w:rFonts w:ascii="Times New Roman" w:hAnsi="Times New Roman" w:cs="Times New Roman"/>
-              </w:rPr>
-            </w:pPr>
-            <w:r>
-              <w:rPr>
-                <w:rFonts w:ascii="Times New Roman" w:hAnsi="Times New Roman" w:cs="Times New Roman"/>
+                <w:rFonts w:ascii="Cambria" w:hAnsi="Cambria" w:cs="Times New Roman"/>
+              </w:rPr>
+            </w:pPr>
+            <w:r>
+              <w:rPr>
+                <w:rFonts w:ascii="Cambria" w:hAnsi="Cambria" w:cs="Times New Roman"/>
               </w:rPr>
               <w:t>Yes</w:t>
             </w:r>
@@ -626,12 +626,12 @@
             <w:pPr>
               <w:pStyle w:val="Compact"/>
               <w:rPr>
-                <w:rFonts w:ascii="Times New Roman" w:hAnsi="Times New Roman" w:cs="Times New Roman"/>
-              </w:rPr>
-            </w:pPr>
-            <w:r>
-              <w:rPr>
-                <w:rFonts w:ascii="Times New Roman" w:hAnsi="Times New Roman" w:cs="Times New Roman"/>
+                <w:rFonts w:ascii="Cambria" w:hAnsi="Cambria" w:cs="Times New Roman"/>
+              </w:rPr>
+            </w:pPr>
+            <w:r>
+              <w:rPr>
+                <w:rFonts w:ascii="Cambria" w:hAnsi="Cambria" w:cs="Times New Roman"/>
               </w:rPr>
               <w:t>No</w:t>
             </w:r>
@@ -647,12 +647,12 @@
             <w:pPr>
               <w:pStyle w:val="Compact"/>
               <w:rPr>
-                <w:rFonts w:ascii="Times New Roman" w:hAnsi="Times New Roman" w:cs="Times New Roman"/>
-              </w:rPr>
-            </w:pPr>
-            <w:r>
-              <w:rPr>
-                <w:rFonts w:ascii="Times New Roman" w:hAnsi="Times New Roman" w:cs="Times New Roman"/>
+                <w:rFonts w:ascii="Cambria" w:hAnsi="Cambria" w:cs="Times New Roman"/>
+              </w:rPr>
+            </w:pPr>
+            <w:r>
+              <w:rPr>
+                <w:rFonts w:ascii="Cambria" w:hAnsi="Cambria" w:cs="Times New Roman"/>
               </w:rPr>
               <w:t>General elections only</w:t>
             </w:r>
@@ -666,12 +666,12 @@
             <w:pPr>
               <w:pStyle w:val="Compact"/>
               <w:rPr>
-                <w:rFonts w:ascii="Times New Roman" w:hAnsi="Times New Roman" w:cs="Times New Roman"/>
-              </w:rPr>
-            </w:pPr>
-            <w:r>
-              <w:rPr>
-                <w:rFonts w:ascii="Times New Roman" w:hAnsi="Times New Roman" w:cs="Times New Roman"/>
+                <w:rFonts w:ascii="Cambria" w:hAnsi="Cambria" w:cs="Times New Roman"/>
+              </w:rPr>
+            </w:pPr>
+            <w:r>
+              <w:rPr>
+                <w:rFonts w:ascii="Cambria" w:hAnsi="Cambria" w:cs="Times New Roman"/>
               </w:rPr>
               <w:t>No</w:t>
             </w:r>
@@ -685,12 +685,12 @@
             <w:pPr>
               <w:pStyle w:val="Compact"/>
               <w:rPr>
-                <w:rFonts w:ascii="Times New Roman" w:hAnsi="Times New Roman" w:cs="Times New Roman"/>
-              </w:rPr>
-            </w:pPr>
-            <w:r>
-              <w:rPr>
-                <w:rFonts w:ascii="Times New Roman" w:hAnsi="Times New Roman" w:cs="Times New Roman"/>
+                <w:rFonts w:ascii="Cambria" w:hAnsi="Cambria" w:cs="Times New Roman"/>
+              </w:rPr>
+            </w:pPr>
+            <w:r>
+              <w:rPr>
+                <w:rFonts w:ascii="Cambria" w:hAnsi="Cambria" w:cs="Times New Roman"/>
               </w:rPr>
               <w:t>Yes</w:t>
             </w:r>
@@ -708,12 +708,12 @@
               <w:pStyle w:val="Compact"/>
               <w:jc w:val="center"/>
               <w:rPr>
-                <w:rFonts w:ascii="Times New Roman" w:hAnsi="Times New Roman" w:cs="Times New Roman"/>
-              </w:rPr>
-            </w:pPr>
-            <w:r>
-              <w:rPr>
-                <w:rFonts w:ascii="Times New Roman" w:hAnsi="Times New Roman" w:cs="Times New Roman"/>
+                <w:rFonts w:ascii="Cambria" w:hAnsi="Cambria" w:cs="Times New Roman"/>
+              </w:rPr>
+            </w:pPr>
+            <w:r>
+              <w:rPr>
+                <w:rFonts w:ascii="Cambria" w:hAnsi="Cambria" w:cs="Times New Roman"/>
               </w:rPr>
               <w:t>p &lt; 0.1, ** p &lt; 0.05, *** p &lt; 0.01</w:t>
             </w:r>
@@ -730,12 +730,12 @@
             <w:pPr>
               <w:pStyle w:val="Compact"/>
               <w:rPr>
-                <w:rFonts w:ascii="Times New Roman" w:hAnsi="Times New Roman" w:cs="Times New Roman"/>
-              </w:rPr>
-            </w:pPr>
-            <w:r>
-              <w:rPr>
-                <w:rFonts w:ascii="Times New Roman" w:hAnsi="Times New Roman" w:cs="Times New Roman"/>
+                <w:rFonts w:ascii="Cambria" w:hAnsi="Cambria" w:cs="Times New Roman"/>
+              </w:rPr>
+            </w:pPr>
+            <w:r>
+              <w:rPr>
+                <w:rFonts w:ascii="Cambria" w:hAnsi="Cambria" w:cs="Times New Roman"/>
               </w:rPr>
               <w:t>Standard errors clustered at the municipality level in parentheses.</w:t>
             </w:r>
